--- a/.pandoc/manuscript-reference.docx
+++ b/.pandoc/manuscript-reference.docx
@@ -590,13 +590,11 @@
     <w:basedOn w:val="BodyText"/>
     <w:qFormat/>
     <w:pPr>
-      <w:shd w:val="clear" w:color="auto" w:fill="F7F7F5"/>
       <w:spacing w:before="0" w:after="0" w:line="240" w:lineRule="auto"/>
       <w:ind w:firstLine="0" w:left="240"/>
     </w:pPr>
     <w:rPr>
       <w:rFonts w:ascii="Calibri" w:hAnsi="Calibri" w:cs="Calibri"/>
-      <w:color w:val="4A4A4A"/>
       <w:sz w:val="19"/>
       <w:szCs w:val="19"/>
     </w:rPr>
@@ -613,12 +611,11 @@
       <w:jc w:val="center"/>
     </w:pPr>
     <w:rPr>
-      <w:rFonts w:asciiTheme="majorHAnsi" w:eastAsiaTheme="majorEastAsia" w:hAnsiTheme="majorHAnsi" w:cstheme="majorBidi"/>
+      <w:rFonts w:ascii="Times New Roman" w:hAnsi="Times New Roman" w:cs="Times New Roman"/>
       <w:b/>
       <w:bCs/>
-      <w:color w:val="345A8A" w:themeColor="accent1" w:themeShade="B5"/>
-      <w:sz w:val="36"/>
-      <w:szCs w:val="36"/>
+      <w:sz w:val="32"/>
+      <w:szCs w:val="32"/>
     </w:rPr>
   </w:style>
   <w:style w:type="paragraph" w:styleId="Subtitle">
@@ -633,8 +630,8 @@
       <w:jc w:val="center"/>
     </w:pPr>
     <w:rPr>
-      <w:sz w:val="30"/>
-      <w:szCs w:val="30"/>
+      <w:sz w:val="24"/>
+      <w:szCs w:val="24"/>
     </w:rPr>
   </w:style>
   <w:style w:type="paragraph" w:customStyle="1" w:styleId="Author">
@@ -672,7 +669,6 @@
       <w:sz w:val="20"/>
       <w:szCs w:val="20"/>
       <w:b/>
-      <w:color w:val="345A8A"/>
       &gt;
     </w:rPr>
   </w:style>
@@ -712,12 +708,11 @@
       <w:outlineLvl w:val="0"/>
     </w:pPr>
     <w:rPr>
-      <w:rFonts w:asciiTheme="majorHAnsi" w:eastAsiaTheme="majorEastAsia" w:hAnsiTheme="majorHAnsi" w:cstheme="majorBidi"/>
+      <w:rFonts w:ascii="Times New Roman" w:hAnsi="Times New Roman" w:cs="Times New Roman"/>
       <w:b/>
       <w:bCs/>
-      <w:color w:val="4F81BD" w:themeColor="accent1"/>
-      <w:sz w:val="32"/>
-      <w:szCs w:val="32"/>
+      <w:sz w:val="28"/>
+      <w:szCs w:val="28"/>
     </w:rPr>
   </w:style>
   <w:style w:type="paragraph" w:styleId="Heading2">
@@ -734,12 +729,11 @@
       <w:outlineLvl w:val="1"/>
     </w:pPr>
     <w:rPr>
-      <w:rFonts w:asciiTheme="majorHAnsi" w:eastAsiaTheme="majorEastAsia" w:hAnsiTheme="majorHAnsi" w:cstheme="majorBidi"/>
+      <w:rFonts w:ascii="Times New Roman" w:hAnsi="Times New Roman" w:cs="Times New Roman"/>
       <w:b/>
       <w:bCs/>
-      <w:color w:val="4F81BD" w:themeColor="accent1"/>
-      <w:sz w:val="28"/>
-      <w:szCs w:val="28"/>
+      <w:sz w:val="24"/>
+      <w:szCs w:val="24"/>
     </w:rPr>
   </w:style>
   <w:style w:type="paragraph" w:styleId="Heading3">
@@ -756,10 +750,9 @@
       <w:outlineLvl w:val="2"/>
     </w:pPr>
     <w:rPr>
-      <w:rFonts w:asciiTheme="majorHAnsi" w:eastAsiaTheme="majorEastAsia" w:hAnsiTheme="majorHAnsi" w:cstheme="majorBidi"/>
+      <w:rFonts w:ascii="Times New Roman" w:hAnsi="Times New Roman" w:cs="Times New Roman"/>
       <w:b/>
       <w:bCs/>
-      <w:color w:val="4F81BD" w:themeColor="accent1"/>
       <w:sz w:val="24"/>
       <w:szCs w:val="24"/>
     </w:rPr>
@@ -778,10 +771,9 @@
       <w:outlineLvl w:val="3"/>
     </w:pPr>
     <w:rPr>
-      <w:rFonts w:asciiTheme="majorHAnsi" w:eastAsiaTheme="majorEastAsia" w:hAnsiTheme="majorHAnsi" w:cstheme="majorBidi"/>
+      <w:rFonts w:ascii="Times New Roman" w:hAnsi="Times New Roman" w:cs="Times New Roman"/>
       <w:i/>
       <w:bCs/>
-      <w:color w:val="4F81BD" w:themeColor="accent1"/>
       <w:sz w:val="24"/>
       <w:szCs w:val="24"/>
     </w:rPr>
@@ -800,9 +792,8 @@
       <w:outlineLvl w:val="4"/>
     </w:pPr>
     <w:rPr>
-      <w:rFonts w:asciiTheme="majorHAnsi" w:eastAsiaTheme="majorEastAsia" w:hAnsiTheme="majorHAnsi" w:cstheme="majorBidi"/>
+      <w:rFonts w:ascii="Times New Roman" w:hAnsi="Times New Roman" w:cs="Times New Roman"/>
       <w:iCs/>
-      <w:color w:val="4F81BD" w:themeColor="accent1"/>
       <w:sz w:val="24"/>
       <w:szCs w:val="24"/>
     </w:rPr>
@@ -821,8 +812,7 @@
       <w:outlineLvl w:val="5"/>
     </w:pPr>
     <w:rPr>
-      <w:rFonts w:asciiTheme="majorHAnsi" w:eastAsiaTheme="majorEastAsia" w:hAnsiTheme="majorHAnsi" w:cstheme="majorBidi"/>
-      <w:color w:val="4F81BD" w:themeColor="accent1"/>
+      <w:rFonts w:ascii="Times New Roman" w:hAnsi="Times New Roman" w:cs="Times New Roman"/>
       <w:sz w:val="24"/>
       <w:szCs w:val="24"/>
     </w:rPr>
@@ -841,8 +831,7 @@
       <w:outlineLvl w:val="6"/>
     </w:pPr>
     <w:rPr>
-      <w:rFonts w:asciiTheme="majorHAnsi" w:eastAsiaTheme="majorEastAsia" w:hAnsiTheme="majorHAnsi" w:cstheme="majorBidi"/>
-      <w:color w:val="4F81BD" w:themeColor="accent1"/>
+      <w:rFonts w:ascii="Times New Roman" w:hAnsi="Times New Roman" w:cs="Times New Roman"/>
       <w:sz w:val="24"/>
       <w:szCs w:val="24"/>
     </w:rPr>
@@ -861,8 +850,7 @@
       <w:outlineLvl w:val="7"/>
     </w:pPr>
     <w:rPr>
-      <w:rFonts w:asciiTheme="majorHAnsi" w:eastAsiaTheme="majorEastAsia" w:hAnsiTheme="majorHAnsi" w:cstheme="majorBidi"/>
-      <w:color w:val="4F81BD" w:themeColor="accent1"/>
+      <w:rFonts w:ascii="Times New Roman" w:hAnsi="Times New Roman" w:cs="Times New Roman"/>
       <w:sz w:val="24"/>
       <w:szCs w:val="24"/>
     </w:rPr>
@@ -881,10 +869,22 @@
       <w:outlineLvl w:val="8"/>
     </w:pPr>
     <w:rPr>
-      <w:rFonts w:asciiTheme="majorHAnsi" w:eastAsiaTheme="majorEastAsia" w:hAnsiTheme="majorHAnsi" w:cstheme="majorBidi"/>
-      <w:color w:val="4F81BD" w:themeColor="accent1"/>
+      <w:rFonts w:ascii="Times New Roman" w:hAnsi="Times New Roman" w:cs="Times New Roman"/>
       <w:sz w:val="24"/>
       <w:szCs w:val="24"/>
+    </w:rPr>
+  </w:style>
+  <w:style w:type="paragraph" w:customStyle="1" w:styleId="Affiliation">
+    <w:name w:val="Affiliation"/>
+    <w:basedOn w:val="BodyText"/>
+    <w:qFormat/>
+    <w:pPr>
+      <w:spacing w:before="0" w:after="40" w:line="240" w:lineRule="auto"/>
+      <w:jc w:val="left"/>
+    </w:pPr>
+    <w:rPr>
+      <w:sz w:val="20"/>
+      <w:szCs w:val="20"/>
     </w:rPr>
   </w:style>
   <w:style w:type="paragraph" w:styleId="BlockText">
@@ -895,16 +895,11 @@
     <w:unhideWhenUsed/>
     <w:qFormat/>
     <w:pPr>
-      <w:pBdr>
-        <w:left w:val="single" w:sz="18" w:space="8" w:color="C0392B"/>
-      </w:pBdr>
-      <w:shd w:val="clear" w:color="auto" w:fill="F7F7F5"/>
       <w:spacing w:before="60" w:after="60" w:line="240" w:lineRule="auto"/>
       <w:ind w:firstLine="0" w:left="240" w:right="120"/>
     </w:pPr>
     <w:rPr>
       <w:rFonts w:ascii="Calibri" w:hAnsi="Calibri" w:cs="Calibri"/>
-      <w:color w:val="4A4A4A"/>
       <w:sz w:val="19"/>
       <w:szCs w:val="19"/>
     </w:rPr>
@@ -1031,7 +1026,6 @@
     <w:name w:val="Hyperlink"/>
     <w:basedOn w:val="BodyTextChar"/>
     <w:rPr>
-      <w:color w:val="4F81BD" w:themeColor="accent1"/>
     </w:rPr>
   </w:style>
   <w:style w:type="paragraph" w:styleId="TOCHeading">
@@ -1046,10 +1040,9 @@
       <w:outlineLvl w:val="9"/>
     </w:pPr>
     <w:rPr>
-      <w:rFonts w:asciiTheme="majorHAnsi" w:eastAsiaTheme="majorEastAsia" w:hAnsiTheme="majorHAnsi" w:cstheme="majorBidi"/>
+      <w:rFonts w:ascii="Times New Roman" w:hAnsi="Times New Roman" w:cs="Times New Roman"/>
       <w:b w:val="0"/>
       <w:bCs w:val="0"/>
-      <w:color w:val="365F91" w:themeColor="accent1" w:themeShade="BF"/>
     </w:rPr>
   </w:style>
 </w:styles>
